--- a/backend/storage/templates/Ofic. Conta Plantilla DI 2024.docx
+++ b/backend/storage/templates/Ofic. Conta Plantilla DI 2024.docx
@@ -168,17 +168,43 @@
           <w:szCs w:val="24"/>
         </w:rPr>
       </w:pPr>
-      <w:proofErr w:type="gramStart"/>
-      <w:r>
-        <w:rPr>
-          <w:rFonts w:cs="Times New Roman"/>
-          <w:b/>
-          <w:sz w:val="24"/>
-          <w:szCs w:val="24"/>
-        </w:rPr>
-        <w:t>Lambayeque.-</w:t>
-      </w:r>
-      <w:proofErr w:type="gramEnd"/>
+      <w:r>
+        <w:rPr>
+          <w:rFonts w:cs="Times New Roman"/>
+          <w:b/>
+          <w:sz w:val="24"/>
+          <w:szCs w:val="24"/>
+        </w:rPr>
+        <w:t>Lambayeque</w:t>
+      </w:r>
+    </w:p>
+    <w:p>
+      <w:pPr>
+        <w:rPr>
+          <w:rFonts w:cs="Times New Roman"/>
+          <w:b/>
+          <w:sz w:val="24"/>
+          <w:szCs w:val="24"/>
+        </w:rPr>
+      </w:pPr>
+      <w:r>
+        <w:rPr>
+          <w:rFonts w:cs="Times New Roman"/>
+          <w:b/>
+          <w:sz w:val="24"/>
+          <w:szCs w:val="24"/>
+        </w:rPr>
+        <w:t>Presente</w:t>
+      </w:r>
+      <w:r>
+        <w:rPr>
+          <w:rFonts w:cs="Times New Roman"/>
+          <w:b/>
+          <w:sz w:val="24"/>
+          <w:szCs w:val="24"/>
+        </w:rPr>
+        <w:t>.-</w:t>
+      </w:r>
     </w:p>
     <w:p>
       <w:pPr>
@@ -521,101 +547,141 @@
           <w:szCs w:val="24"/>
         </w:rPr>
       </w:pPr>
+    </w:p>
+    <w:p>
+      <w:pPr>
+        <w:ind w:firstLine="720"/>
+        <w:jc w:val="both"/>
+        <w:rPr>
+          <w:rFonts w:cs="Arial"/>
+          <w:sz w:val="24"/>
+          <w:szCs w:val="24"/>
+        </w:rPr>
+      </w:pPr>
+      <w:r>
+        <w:rPr>
+          <w:rFonts w:cs="Arial"/>
+          <w:sz w:val="24"/>
+          <w:szCs w:val="24"/>
+        </w:rPr>
+        <w:t>Me dirijo a usted para expresarle mi cordial saludo y a la vez, comunicarle el envío de los documentos por concepto de servicio de docencia del curso: “${CURSO}” desarrollado por ${</w:t>
+      </w:r>
+      <w:proofErr w:type="spellStart"/>
+      <w:r>
+        <w:rPr>
+          <w:rFonts w:cs="Arial"/>
+          <w:sz w:val="24"/>
+          <w:szCs w:val="24"/>
+        </w:rPr>
+        <w:t>Articulo_la_o_el</w:t>
+      </w:r>
+      <w:proofErr w:type="spellEnd"/>
+      <w:r>
+        <w:rPr>
+          <w:rFonts w:cs="Arial"/>
+          <w:sz w:val="24"/>
+          <w:szCs w:val="24"/>
+        </w:rPr>
+        <w:t>} docente ${DOCENTE} en el programa de ${PROGRAMA}, Proceso de Admisión ${PROMOCION}, durante los días ${FECHAS}.</w:t>
+      </w:r>
+    </w:p>
+    <w:p>
+      <w:pPr>
+        <w:ind w:firstLine="720"/>
+        <w:jc w:val="both"/>
+        <w:rPr>
+          <w:rFonts w:cs="Arial"/>
+          <w:sz w:val="24"/>
+          <w:szCs w:val="24"/>
+        </w:rPr>
+      </w:pPr>
+    </w:p>
+    <w:p>
+      <w:pPr>
+        <w:jc w:val="both"/>
+        <w:rPr>
+          <w:rFonts w:cs="Arial"/>
+          <w:sz w:val="24"/>
+          <w:szCs w:val="24"/>
+        </w:rPr>
+      </w:pPr>
+      <w:r>
+        <w:rPr>
+          <w:rFonts w:cs="Arial"/>
+          <w:sz w:val="24"/>
+          <w:szCs w:val="24"/>
+        </w:rPr>
+        <w:t>Mediante el Memorando Nº 071-2026-UPP de fecha 12 de enero de 2026 se asigna marco presupuestal para la Escuela de Posgrado en las partidas específicas 2.1.1.5.2.99 Otras retribuciones y complementos por el monto de S/. 150,160.00 para atender el pago de docentes ordinarios.</w:t>
+      </w:r>
+    </w:p>
+    <w:p>
+      <w:pPr>
+        <w:jc w:val="both"/>
+        <w:rPr>
+          <w:rFonts w:cs="Arial"/>
+          <w:sz w:val="24"/>
+          <w:szCs w:val="24"/>
+        </w:rPr>
+      </w:pPr>
+    </w:p>
+    <w:p>
+      <w:pPr>
+        <w:jc w:val="both"/>
+        <w:rPr>
+          <w:rFonts w:cs="Arial"/>
+          <w:sz w:val="24"/>
+          <w:szCs w:val="24"/>
+        </w:rPr>
+      </w:pPr>
+      <w:r>
+        <w:rPr>
+          <w:rFonts w:cs="Arial"/>
+          <w:sz w:val="24"/>
+          <w:szCs w:val="24"/>
+        </w:rPr>
+        <w:t xml:space="preserve">Luego de haber revisado la documentación detallada en la referencia, se remite los documentos para que sigan su trámite de pago correspondiente </w:t>
+      </w:r>
       <w:bookmarkStart w:id="0" w:name="_GoBack"/>
       <w:bookmarkEnd w:id="0"/>
-    </w:p>
-    <w:p>
-      <w:pPr>
-        <w:ind w:firstLine="720"/>
-        <w:jc w:val="both"/>
-        <w:rPr>
-          <w:rFonts w:cs="Arial"/>
-          <w:sz w:val="24"/>
-          <w:szCs w:val="24"/>
-        </w:rPr>
-      </w:pPr>
-      <w:r>
-        <w:rPr>
-          <w:rFonts w:cs="Arial"/>
-          <w:sz w:val="24"/>
-          <w:szCs w:val="24"/>
-        </w:rPr>
-        <w:t>Me dirijo a usted para expresarle mi cordial saludo y a la vez, comunicarle el envío de los documentos por concepto de servicio de docencia del curso: “${CURSO}” desarrollado por ${</w:t>
-      </w:r>
-      <w:proofErr w:type="spellStart"/>
-      <w:r>
-        <w:rPr>
-          <w:rFonts w:cs="Arial"/>
-          <w:sz w:val="24"/>
-          <w:szCs w:val="24"/>
-        </w:rPr>
-        <w:t>Articulo_la_o_el</w:t>
-      </w:r>
-      <w:proofErr w:type="spellEnd"/>
-      <w:r>
-        <w:rPr>
-          <w:rFonts w:cs="Arial"/>
-          <w:sz w:val="24"/>
-          <w:szCs w:val="24"/>
-        </w:rPr>
-        <w:t>} docente ${DOCENTE} en el programa de ${PROGRAMA}, Proceso de Admisión ${PROMOCION}, durante los días ${FECHAS}.</w:t>
-      </w:r>
-    </w:p>
-    <w:p>
-      <w:pPr>
-        <w:ind w:firstLine="720"/>
-        <w:jc w:val="both"/>
-        <w:rPr>
-          <w:rFonts w:cs="Arial"/>
-          <w:sz w:val="24"/>
-          <w:szCs w:val="24"/>
-        </w:rPr>
-      </w:pPr>
-    </w:p>
-    <w:p>
-      <w:pPr>
-        <w:jc w:val="both"/>
-        <w:rPr>
-          <w:rFonts w:cs="Arial"/>
-          <w:sz w:val="24"/>
-          <w:szCs w:val="24"/>
-        </w:rPr>
-      </w:pPr>
-      <w:r>
-        <w:rPr>
-          <w:rFonts w:cs="Arial"/>
-          <w:sz w:val="24"/>
-          <w:szCs w:val="24"/>
-        </w:rPr>
-        <w:t>Mediante el Memorando Nº 071-2026-UPP de fecha 12 de enero de 2026 se asigna marco presupuestal para la Escuela de Posgrado en las partidas específicas 2.1.1.5.2.99 Otras retribuciones y complementos por el monto de S/. 150,160.00 para atender el pago de docentes ordinarios.</w:t>
-      </w:r>
-    </w:p>
-    <w:p>
-      <w:pPr>
-        <w:jc w:val="both"/>
-        <w:rPr>
-          <w:rFonts w:cs="Arial"/>
-          <w:sz w:val="24"/>
-          <w:szCs w:val="24"/>
-        </w:rPr>
-      </w:pPr>
-    </w:p>
-    <w:p>
-      <w:pPr>
-        <w:jc w:val="both"/>
-        <w:rPr>
-          <w:rFonts w:cs="Arial"/>
-          <w:sz w:val="24"/>
-          <w:szCs w:val="24"/>
-        </w:rPr>
-      </w:pPr>
-      <w:r>
-        <w:rPr>
-          <w:rFonts w:cs="Arial"/>
-          <w:sz w:val="24"/>
-          <w:szCs w:val="24"/>
-        </w:rPr>
-        <w:t>Luego de haber revisado la documentación detallada en la referencia, se remite los documentos para que sigan su trámite de pago correspondiente en la Oficina de Dirección General de Administración por tener l</w:t>
+      <w:r>
+        <w:rPr>
+          <w:rFonts w:cs="Arial"/>
+          <w:sz w:val="24"/>
+          <w:szCs w:val="24"/>
+        </w:rPr>
+        <w:t xml:space="preserve">en la </w:t>
+      </w:r>
+      <w:r>
+        <w:rPr>
+          <w:rFonts w:cs="Arial"/>
+          <w:sz w:val="24"/>
+          <w:szCs w:val="24"/>
+        </w:rPr>
+        <w:t>Unidad</w:t>
+      </w:r>
+      <w:r>
+        <w:rPr>
+          <w:rFonts w:cs="Arial"/>
+          <w:sz w:val="24"/>
+          <w:szCs w:val="24"/>
+        </w:rPr>
+        <w:t xml:space="preserve"> de </w:t>
+      </w:r>
+      <w:r>
+        <w:rPr>
+          <w:rFonts w:cs="Arial"/>
+          <w:sz w:val="24"/>
+          <w:szCs w:val="24"/>
+        </w:rPr>
+        <w:t>Recursos Humanos</w:t>
+      </w:r>
+      <w:r>
+        <w:rPr>
+          <w:rFonts w:cs="Arial"/>
+          <w:sz w:val="24"/>
+          <w:szCs w:val="24"/>
+        </w:rPr>
+        <w:t xml:space="preserve"> por tener l</w:t>
       </w:r>
       <w:r>
         <w:rPr>

--- a/backend/storage/templates/Ofic. Conta Plantilla DI 2024.docx
+++ b/backend/storage/templates/Ofic. Conta Plantilla DI 2024.docx
@@ -598,48 +598,253 @@
     </w:p>
     <w:p>
       <w:pPr>
-        <w:jc w:val="both"/>
-        <w:rPr>
-          <w:rFonts w:cs="Arial"/>
-          <w:sz w:val="24"/>
-          <w:szCs w:val="24"/>
-        </w:rPr>
-      </w:pPr>
-      <w:r>
-        <w:rPr>
-          <w:rFonts w:cs="Arial"/>
-          <w:sz w:val="24"/>
-          <w:szCs w:val="24"/>
-        </w:rPr>
-        <w:t>Mediante el Memorando Nº 071-2026-UPP de fecha 12 de enero de 2026 se asigna marco presupuestal para la Escuela de Posgrado en las partidas específicas 2.1.1.5.2.99 Otras retribuciones y complementos por el monto de S/. 150,160.00 para atender el pago de docentes ordinarios.</w:t>
-      </w:r>
-    </w:p>
-    <w:p>
-      <w:pPr>
-        <w:jc w:val="both"/>
-        <w:rPr>
-          <w:rFonts w:cs="Arial"/>
-          <w:sz w:val="24"/>
-          <w:szCs w:val="24"/>
-        </w:rPr>
-      </w:pPr>
-    </w:p>
-    <w:p>
-      <w:pPr>
-        <w:jc w:val="both"/>
-        <w:rPr>
-          <w:rFonts w:cs="Arial"/>
-          <w:sz w:val="24"/>
-          <w:szCs w:val="24"/>
-        </w:rPr>
-      </w:pPr>
-      <w:r>
-        <w:rPr>
-          <w:rFonts w:cs="Arial"/>
-          <w:sz w:val="24"/>
-          <w:szCs w:val="24"/>
-        </w:rPr>
-        <w:t xml:space="preserve">Luego de haber revisado la documentación detallada en la referencia, se remite los documentos para que sigan su trámite de pago correspondiente </w:t>
+        <w:ind w:firstLine="720"/>
+        <w:jc w:val="both"/>
+        <w:rPr>
+          <w:rFonts w:cs="Arial"/>
+          <w:sz w:val="24"/>
+          <w:szCs w:val="24"/>
+        </w:rPr>
+      </w:pPr>
+      <w:r>
+        <w:rPr>
+          <w:color w:val="000000"/>
+        </w:rPr>
+        <w:t xml:space="preserve">Al respecto, </w:t>
+      </w:r>
+      <w:r>
+        <w:rPr>
+          <w:rFonts w:cs="Arial"/>
+          <w:sz w:val="24"/>
+          <w:szCs w:val="24"/>
+        </w:rPr>
+        <w:t>docente ${</w:t>
+      </w:r>
+      <w:proofErr w:type="spellStart"/>
+      <w:r>
+        <w:rPr>
+          <w:rFonts w:cs="Arial"/>
+          <w:sz w:val="24"/>
+          <w:szCs w:val="24"/>
+        </w:rPr>
+        <w:t>Articulo_la_o_el</w:t>
+      </w:r>
+      <w:proofErr w:type="spellEnd"/>
+      <w:r>
+        <w:rPr>
+          <w:rFonts w:cs="Arial"/>
+          <w:sz w:val="24"/>
+          <w:szCs w:val="24"/>
+        </w:rPr>
+        <w:t>} docente ${DOCENTE}</w:t>
+      </w:r>
+      <w:r>
+        <w:rPr>
+          <w:rFonts w:cs="Arial"/>
+          <w:sz w:val="24"/>
+          <w:szCs w:val="24"/>
+        </w:rPr>
+        <w:t xml:space="preserve"> </w:t>
+      </w:r>
+      <w:r>
+        <w:rPr>
+          <w:color w:val="000000"/>
+        </w:rPr>
+        <w:t xml:space="preserve">tiene la condición de docente </w:t>
+      </w:r>
+      <w:r>
+        <w:rPr>
+          <w:rFonts w:cs="Arial"/>
+          <w:sz w:val="24"/>
+          <w:szCs w:val="24"/>
+        </w:rPr>
+        <w:t>${</w:t>
+      </w:r>
+      <w:proofErr w:type="spellStart"/>
+      <w:r>
+        <w:rPr>
+          <w:rFonts w:cs="Arial"/>
+          <w:sz w:val="24"/>
+          <w:szCs w:val="24"/>
+        </w:rPr>
+        <w:t>ordinario_nombrado_ordinaria</w:t>
+      </w:r>
+      <w:proofErr w:type="spellEnd"/>
+      <w:r>
+        <w:rPr>
+          <w:rFonts w:cs="Arial"/>
+          <w:sz w:val="24"/>
+          <w:szCs w:val="24"/>
+          <w:lang w:val="es-PE"/>
+        </w:rPr>
+        <w:t>_</w:t>
+      </w:r>
+      <w:r>
+        <w:rPr>
+          <w:rFonts w:cs="Arial"/>
+          <w:sz w:val="24"/>
+          <w:szCs w:val="24"/>
+        </w:rPr>
+        <w:t>nombrada</w:t>
+      </w:r>
+      <w:r>
+        <w:rPr>
+          <w:rFonts w:cs="Arial"/>
+          <w:sz w:val="24"/>
+          <w:szCs w:val="24"/>
+        </w:rPr>
+        <w:t>}</w:t>
+      </w:r>
+      <w:r>
+        <w:rPr>
+          <w:rFonts w:cs="Arial"/>
+          <w:sz w:val="24"/>
+          <w:szCs w:val="24"/>
+        </w:rPr>
+        <w:t xml:space="preserve"> </w:t>
+      </w:r>
+      <w:r>
+        <w:rPr>
+          <w:color w:val="000000"/>
+        </w:rPr>
+        <w:t>de pregrado de la Universidad Nacional Pedro Ruiz Gallo.</w:t>
+      </w:r>
+    </w:p>
+    <w:p>
+      <w:pPr>
+        <w:ind w:firstLine="720"/>
+        <w:jc w:val="both"/>
+        <w:rPr>
+          <w:rFonts w:cs="Arial"/>
+          <w:sz w:val="24"/>
+          <w:szCs w:val="24"/>
+        </w:rPr>
+      </w:pPr>
+    </w:p>
+    <w:p>
+      <w:pPr>
+        <w:jc w:val="both"/>
+        <w:rPr>
+          <w:rFonts w:cs="Arial"/>
+          <w:sz w:val="24"/>
+          <w:szCs w:val="24"/>
+        </w:rPr>
+      </w:pPr>
+      <w:r>
+        <w:rPr>
+          <w:rFonts w:cs="Arial"/>
+          <w:sz w:val="24"/>
+          <w:szCs w:val="24"/>
+        </w:rPr>
+        <w:t xml:space="preserve">Mediante el Memorando Nº </w:t>
+      </w:r>
+      <w:r>
+        <w:rPr>
+          <w:rFonts w:cs="Arial"/>
+          <w:sz w:val="24"/>
+          <w:szCs w:val="24"/>
+        </w:rPr>
+        <w:t>1355</w:t>
+      </w:r>
+      <w:r>
+        <w:rPr>
+          <w:rFonts w:cs="Arial"/>
+          <w:sz w:val="24"/>
+          <w:szCs w:val="24"/>
+        </w:rPr>
+        <w:t xml:space="preserve">-2026-UPP de fecha </w:t>
+      </w:r>
+      <w:r>
+        <w:rPr>
+          <w:rFonts w:cs="Arial"/>
+          <w:sz w:val="24"/>
+          <w:szCs w:val="24"/>
+        </w:rPr>
+        <w:t xml:space="preserve">04 de junio </w:t>
+      </w:r>
+      <w:r>
+        <w:rPr>
+          <w:rFonts w:cs="Arial"/>
+          <w:sz w:val="24"/>
+          <w:szCs w:val="24"/>
+        </w:rPr>
+        <w:t>de 2026 se asigna marco presupuestal para la Escuela de Posgrado en las partidas específicas 2.1.1.5.2.99 Otras retribuciones y complementos por el monto de S/. 150,160.00 para atender el pago de docentes ordinarios.</w:t>
+      </w:r>
+    </w:p>
+    <w:p>
+      <w:pPr>
+        <w:jc w:val="both"/>
+        <w:rPr>
+          <w:rFonts w:cs="Arial"/>
+          <w:sz w:val="24"/>
+          <w:szCs w:val="24"/>
+        </w:rPr>
+      </w:pPr>
+    </w:p>
+    <w:p>
+      <w:pPr>
+        <w:jc w:val="both"/>
+        <w:rPr>
+          <w:rFonts w:cs="Arial"/>
+          <w:sz w:val="24"/>
+          <w:szCs w:val="24"/>
+        </w:rPr>
+      </w:pPr>
+      <w:r>
+        <w:rPr>
+          <w:rFonts w:cs="Arial"/>
+          <w:sz w:val="24"/>
+          <w:szCs w:val="24"/>
+        </w:rPr>
+        <w:t xml:space="preserve">Luego de haber revisado la documentación detallada en la referencia, se remite los documentos para que sigan su trámite de pago correspondiente en la </w:t>
+      </w:r>
+      <w:r>
+        <w:rPr>
+          <w:rFonts w:cs="Arial"/>
+          <w:sz w:val="24"/>
+          <w:szCs w:val="24"/>
+        </w:rPr>
+        <w:t>Unidad</w:t>
+      </w:r>
+      <w:r>
+        <w:rPr>
+          <w:rFonts w:cs="Arial"/>
+          <w:sz w:val="24"/>
+          <w:szCs w:val="24"/>
+        </w:rPr>
+        <w:t xml:space="preserve"> de </w:t>
+      </w:r>
+      <w:r>
+        <w:rPr>
+          <w:rFonts w:cs="Arial"/>
+          <w:sz w:val="24"/>
+          <w:szCs w:val="24"/>
+        </w:rPr>
+        <w:t>Recursos Humanos</w:t>
+      </w:r>
+      <w:r>
+        <w:rPr>
+          <w:rFonts w:cs="Arial"/>
+          <w:sz w:val="24"/>
+          <w:szCs w:val="24"/>
+        </w:rPr>
+        <w:t xml:space="preserve"> por tener l</w:t>
+      </w:r>
+      <w:r>
+        <w:rPr>
+          <w:rFonts w:cs="Arial"/>
+          <w:sz w:val="24"/>
+          <w:szCs w:val="24"/>
+        </w:rPr>
+        <w:t xml:space="preserve">a condición de docente </w:t>
+      </w:r>
+      <w:r>
+        <w:rPr>
+          <w:rFonts w:cs="Arial"/>
+          <w:sz w:val="24"/>
+          <w:szCs w:val="24"/>
+        </w:rPr>
+        <w:t>$</w:t>
       </w:r>
       <w:bookmarkStart w:id="0" w:name="_GoBack"/>
       <w:bookmarkEnd w:id="0"/>
@@ -649,48 +854,9 @@
           <w:sz w:val="24"/>
           <w:szCs w:val="24"/>
         </w:rPr>
-        <w:t xml:space="preserve">en la </w:t>
-      </w:r>
-      <w:r>
-        <w:rPr>
-          <w:rFonts w:cs="Arial"/>
-          <w:sz w:val="24"/>
-          <w:szCs w:val="24"/>
-        </w:rPr>
-        <w:t>Unidad</w:t>
-      </w:r>
-      <w:r>
-        <w:rPr>
-          <w:rFonts w:cs="Arial"/>
-          <w:sz w:val="24"/>
-          <w:szCs w:val="24"/>
-        </w:rPr>
-        <w:t xml:space="preserve"> de </w:t>
-      </w:r>
-      <w:r>
-        <w:rPr>
-          <w:rFonts w:cs="Arial"/>
-          <w:sz w:val="24"/>
-          <w:szCs w:val="24"/>
-        </w:rPr>
-        <w:t>Recursos Humanos</w:t>
-      </w:r>
-      <w:r>
-        <w:rPr>
-          <w:rFonts w:cs="Arial"/>
-          <w:sz w:val="24"/>
-          <w:szCs w:val="24"/>
-        </w:rPr>
-        <w:t xml:space="preserve"> por tener l</w:t>
-      </w:r>
-      <w:r>
-        <w:rPr>
-          <w:rFonts w:cs="Arial"/>
-          <w:sz w:val="24"/>
-          <w:szCs w:val="24"/>
-        </w:rPr>
-        <w:t xml:space="preserve">a condición de docente </w:t>
-      </w:r>
+        <w:t>{</w:t>
+      </w:r>
+      <w:proofErr w:type="spellStart"/>
       <w:r>
         <w:rPr>
           <w:rFonts w:cs="Arial"/>
@@ -705,7 +871,32 @@
           <w:sz w:val="24"/>
           <w:szCs w:val="24"/>
         </w:rPr>
-        <w:t xml:space="preserve"> ${</w:t>
+        <w:t>_a</w:t>
+      </w:r>
+      <w:proofErr w:type="spellEnd"/>
+      <w:r>
+        <w:rPr>
+          <w:rFonts w:cs="Arial"/>
+          <w:sz w:val="24"/>
+          <w:szCs w:val="24"/>
+        </w:rPr>
+        <w:t>}</w:t>
+      </w:r>
+      <w:r>
+        <w:rPr>
+          <w:rFonts w:cs="Arial"/>
+          <w:sz w:val="24"/>
+          <w:szCs w:val="24"/>
+        </w:rPr>
+        <w:t xml:space="preserve"> </w:t>
+      </w:r>
+      <w:r>
+        <w:rPr>
+          <w:rFonts w:cs="Arial"/>
+          <w:sz w:val="24"/>
+          <w:szCs w:val="24"/>
+        </w:rPr>
+        <w:t>${</w:t>
       </w:r>
       <w:proofErr w:type="spellStart"/>
       <w:r>
@@ -900,7 +1091,7 @@
               </wp:anchor>
             </w:drawing>
           </mc:Choice>
-          <mc:Fallback>
+          <mc:Fallback xmlns:w16cid="http://schemas.microsoft.com/office/word/2016/wordml/cid" xmlns:am3d="http://schemas.microsoft.com/office/drawing/2017/model3d" xmlns:aink="http://schemas.microsoft.com/office/drawing/2016/ink" xmlns:cx8="http://schemas.microsoft.com/office/drawing/2016/5/14/chartex" xmlns:cx7="http://schemas.microsoft.com/office/drawing/2016/5/13/chartex" xmlns:cx6="http://schemas.microsoft.com/office/drawing/2016/5/12/chartex" xmlns:cx5="http://schemas.microsoft.com/office/drawing/2016/5/11/chartex" xmlns:cx4="http://schemas.microsoft.com/office/drawing/2016/5/10/chartex" xmlns:cx3="http://schemas.microsoft.com/office/drawing/2016/5/9/chartex" xmlns:cx2="http://schemas.microsoft.com/office/drawing/2015/10/21/chartex" xmlns:cx1="http://schemas.microsoft.com/office/drawing/2015/9/8/chartex">
             <w:pict>
               <v:line w14:anchorId="7833214D" id="Conector recto 153" o:spid="_x0000_s1026" style="position:absolute;z-index:251659264;visibility:visible;mso-wrap-style:square;mso-wrap-distance-left:9pt;mso-wrap-distance-top:0;mso-wrap-distance-right:9pt;mso-wrap-distance-bottom:0;mso-position-horizontal:absolute;mso-position-horizontal-relative:text;mso-position-vertical:absolute;mso-position-vertical-relative:text" from="135.85pt,10.8pt" to="315.3pt,11.35pt" o:gfxdata="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"/>
             </w:pict>
@@ -1196,7 +1387,7 @@
             </wp:anchor>
           </w:drawing>
         </mc:Choice>
-        <mc:Fallback>
+        <mc:Fallback xmlns:w16cid="http://schemas.microsoft.com/office/word/2016/wordml/cid" xmlns:am3d="http://schemas.microsoft.com/office/drawing/2017/model3d" xmlns:aink="http://schemas.microsoft.com/office/drawing/2016/ink" xmlns:cx8="http://schemas.microsoft.com/office/drawing/2016/5/14/chartex" xmlns:cx7="http://schemas.microsoft.com/office/drawing/2016/5/13/chartex" xmlns:cx6="http://schemas.microsoft.com/office/drawing/2016/5/12/chartex" xmlns:cx5="http://schemas.microsoft.com/office/drawing/2016/5/11/chartex" xmlns:cx4="http://schemas.microsoft.com/office/drawing/2016/5/10/chartex" xmlns:cx3="http://schemas.microsoft.com/office/drawing/2016/5/9/chartex" xmlns:cx2="http://schemas.microsoft.com/office/drawing/2015/10/21/chartex" xmlns:cx1="http://schemas.microsoft.com/office/drawing/2015/9/8/chartex">
           <w:pict>
             <v:shapetype w14:anchorId="37B88594" id="_x0000_t202" coordsize="21600,21600" o:spt="202" path="m,l,21600r21600,l21600,xe">
               <v:stroke joinstyle="miter"/>
